--- a/document/technical_specification.docx
+++ b/document/technical_specification.docx
@@ -348,11 +348,10 @@
       </w:pPr>
       <w:r>
         <w:rPr>
-          <w:rStyle w:val="layout"/>
           <w:sz w:val="32"/>
           <w:szCs w:val="32"/>
         </w:rPr>
-        <w:t>{{theme}}</w:t>
+        <w:t>Сравнительный анализ методов классификации данных в условиях сильного дисбаланса классов</w:t>
       </w:r>
     </w:p>
     <w:p>
@@ -395,7 +394,7 @@
         <w:tblLook w:val="04A0" w:firstRow="1" w:lastRow="0" w:firstColumn="1" w:lastColumn="0" w:noHBand="0" w:noVBand="1"/>
       </w:tblPr>
       <w:tblGrid>
-        <w:gridCol w:w="2325"/>
+        <w:gridCol w:w="2326"/>
         <w:gridCol w:w="2550"/>
         <w:gridCol w:w="4762"/>
       </w:tblGrid>
@@ -405,7 +404,7 @@
         </w:trPr>
         <w:tc>
           <w:tcPr>
-            <w:tcW w:w="2325" w:type="dxa"/>
+            <w:tcW w:w="2326" w:type="dxa"/>
           </w:tcPr>
           <w:p>
             <w:pPr>
@@ -417,7 +416,13 @@
               <w:rPr>
                 <w:rFonts w:ascii="Liberation Serif" w:hAnsi="Liberation Serif" w:cs="Liberation Serif"/>
               </w:rPr>
-              <w:t>Студент {{groups}}</w:t>
+              <w:t xml:space="preserve">Студент </w:t>
+            </w:r>
+            <w:r>
+              <w:rPr>
+                <w:rFonts w:ascii="Liberation Serif" w:hAnsi="Liberation Serif" w:cs="Liberation Serif"/>
+              </w:rPr>
+              <w:t>ИУ7-52Б</w:t>
             </w:r>
           </w:p>
         </w:tc>
@@ -450,7 +455,7 @@
               <w:rPr>
                 <w:rFonts w:ascii="Liberation Serif" w:hAnsi="Liberation Serif" w:cs="Liberation Serif"/>
               </w:rPr>
-              <w:t>{{FIO_stud}}</w:t>
+              <w:t>Кузнецов М.А.</w:t>
             </w:r>
           </w:p>
         </w:tc>
@@ -458,7 +463,7 @@
       <w:tr>
         <w:tc>
           <w:tcPr>
-            <w:tcW w:w="2325" w:type="dxa"/>
+            <w:tcW w:w="2326" w:type="dxa"/>
           </w:tcPr>
           <w:p>
             <w:r>
@@ -498,7 +503,7 @@
               <w:rPr>
                 <w:rFonts w:ascii="Liberation Serif" w:hAnsi="Liberation Serif" w:cs="Liberation Serif"/>
               </w:rPr>
-              <w:t>{{FIO_nauch}}</w:t>
+              <w:t>Кузнецова О.В.</w:t>
             </w:r>
           </w:p>
         </w:tc>
@@ -506,45 +511,7 @@
       <w:tr>
         <w:tc>
           <w:tcPr>
-            <w:tcW w:w="2325" w:type="dxa"/>
-          </w:tcPr>
-          <w:p>
-            <w:pPr>
-              <w:pStyle w:val="a6"/>
-            </w:pPr>
-            <w:r>
-              <w:t>{{kons}}</w:t>
-            </w:r>
-          </w:p>
-        </w:tc>
-        <w:tc>
-          <w:tcPr>
-            <w:tcW w:w="2550" w:type="dxa"/>
-          </w:tcPr>
-          <w:p>
-            <w:pPr>
-              <w:pStyle w:val="a6"/>
-            </w:pPr>
-          </w:p>
-        </w:tc>
-        <w:tc>
-          <w:tcPr>
-            <w:tcW w:w="4762" w:type="dxa"/>
-          </w:tcPr>
-          <w:p>
-            <w:pPr>
-              <w:pStyle w:val="a6"/>
-            </w:pPr>
-            <w:r>
-              <w:t>{{FIO_kons}}</w:t>
-            </w:r>
-          </w:p>
-        </w:tc>
-      </w:tr>
-      <w:tr>
-        <w:tc>
-          <w:tcPr>
-            <w:tcW w:w="2325" w:type="dxa"/>
+            <w:tcW w:w="2326" w:type="dxa"/>
           </w:tcPr>
           <w:p>
             <w:pPr>
@@ -576,7 +543,7 @@
       <w:tr>
         <w:tc>
           <w:tcPr>
-            <w:tcW w:w="2325" w:type="dxa"/>
+            <w:tcW w:w="2326" w:type="dxa"/>
           </w:tcPr>
           <w:p>
             <w:pPr>
@@ -608,6 +575,38 @@
           </w:p>
         </w:tc>
       </w:tr>
+      <w:tr>
+        <w:tc>
+          <w:tcPr>
+            <w:tcW w:w="2326" w:type="dxa"/>
+          </w:tcPr>
+          <w:p>
+            <w:pPr>
+              <w:pStyle w:val="a6"/>
+            </w:pPr>
+          </w:p>
+        </w:tc>
+        <w:tc>
+          <w:tcPr>
+            <w:tcW w:w="2550" w:type="dxa"/>
+          </w:tcPr>
+          <w:p>
+            <w:pPr>
+              <w:pStyle w:val="a6"/>
+            </w:pPr>
+          </w:p>
+        </w:tc>
+        <w:tc>
+          <w:tcPr>
+            <w:tcW w:w="4762" w:type="dxa"/>
+          </w:tcPr>
+          <w:p>
+            <w:pPr>
+              <w:pStyle w:val="a6"/>
+            </w:pPr>
+          </w:p>
+        </w:tc>
+      </w:tr>
     </w:tbl>
     <w:p>
       <w:pPr>
@@ -730,16 +729,6 @@
     </w:p>
     <w:p>
       <w:pPr>
-        <w:jc w:val="center"/>
-        <w:rPr>
-          <w:rFonts w:ascii="Liberation Serif" w:hAnsi="Liberation Serif" w:cs="Liberation Serif"/>
-          <w:i/>
-        </w:rPr>
-      </w:pPr>
-    </w:p>
-    <w:p>
-      <w:pPr>
-        <w:jc w:val="center"/>
         <w:rPr>
           <w:rFonts w:ascii="Liberation Serif" w:hAnsi="Liberation Serif" w:cs="Liberation Serif"/>
           <w:i/>
@@ -990,11 +979,10 @@
       </w:pPr>
       <w:r>
         <w:rPr>
-          <w:rStyle w:val="layout"/>
           <w:sz w:val="32"/>
           <w:szCs w:val="32"/>
         </w:rPr>
-        <w:t>{{theme}}</w:t>
+        <w:t>Сравнительный анализ методов классификации данных в условиях сильного дисбаланса классов</w:t>
       </w:r>
     </w:p>
     <w:p>
@@ -1244,7 +1232,7 @@
       <w:tblGrid>
         <w:gridCol w:w="2325"/>
         <w:gridCol w:w="2324"/>
-        <w:gridCol w:w="4988"/>
+        <w:gridCol w:w="4989"/>
       </w:tblGrid>
       <w:tr>
         <w:tc>
@@ -1293,7 +1281,7 @@
         </w:tc>
         <w:tc>
           <w:tcPr>
-            <w:tcW w:w="4988" w:type="dxa"/>
+            <w:tcW w:w="4989" w:type="dxa"/>
           </w:tcPr>
           <w:p>
             <w:r>
@@ -1369,14 +1357,11 @@
         </w:tc>
         <w:tc>
           <w:tcPr>
-            <w:tcW w:w="4988" w:type="dxa"/>
+            <w:tcW w:w="4989" w:type="dxa"/>
           </w:tcPr>
           <w:p>
             <w:pPr>
               <w:pStyle w:val="a6"/>
-              <w:rPr>
-                <w:lang w:val="en-US"/>
-              </w:rPr>
             </w:pPr>
             <w:r>
               <w:t>Кузнецов М.А.</w:t>
@@ -1394,39 +1379,6 @@
           </w:p>
         </w:tc>
       </w:tr>
-      <w:tr>
-        <w:tc>
-          <w:tcPr>
-            <w:tcW w:w="2325" w:type="dxa"/>
-          </w:tcPr>
-          <w:p>
-            <w:pPr>
-              <w:spacing w:line="276" w:lineRule="auto"/>
-            </w:pPr>
-          </w:p>
-        </w:tc>
-        <w:tc>
-          <w:tcPr>
-            <w:tcW w:w="2324" w:type="dxa"/>
-          </w:tcPr>
-          <w:p>
-            <w:pPr>
-              <w:ind w:right="565"/>
-              <w:jc w:val="center"/>
-            </w:pPr>
-          </w:p>
-        </w:tc>
-        <w:tc>
-          <w:tcPr>
-            <w:tcW w:w="4988" w:type="dxa"/>
-          </w:tcPr>
-          <w:p>
-            <w:pPr>
-              <w:ind w:right="565"/>
-            </w:pPr>
-          </w:p>
-        </w:tc>
-      </w:tr>
     </w:tbl>
     <w:p>
       <w:pPr>
@@ -1439,7 +1391,7 @@
     </w:p>
     <w:sectPr>
       <w:pgSz w:w="11906" w:h="16838"/>
-      <w:pgMar w:top="851" w:right="851" w:bottom="568" w:left="1418" w:header="0" w:footer="0" w:gutter="0"/>
+      <w:pgMar w:top="1134" w:right="567" w:bottom="1135" w:left="1701" w:header="0" w:footer="0" w:gutter="0"/>
       <w:cols w:space="720"/>
       <w:formProt w:val="0"/>
       <w:docGrid w:linePitch="360"/>
@@ -2171,7 +2123,6 @@
   <w:style w:type="character" w:default="1" w:styleId="DefaultParagraphFont">
     <w:name w:val="Default Paragraph Font"/>
     <w:uiPriority w:val="1"/>
-    <w:semiHidden/>
     <w:unhideWhenUsed/>
   </w:style>
   <w:style w:type="table" w:default="1" w:styleId="TableNormal">
